--- a/backend/outputs/formatted_2_vicky.docx
+++ b/backend/outputs/formatted_2_vicky.docx
@@ -4,7 +4,1247 @@
   <w:body>
     <w:p>
       <w:pPr>
-        <w:spacing w:before="200" w:after="0"/>
+        <w:spacing w:after="240"/>
+      </w:pPr>
+    </w:p>
+    <w:tbl>
+      <w:tblPr>
+        <w:tblW w:type="auto" w:w="0"/>
+        <w:jc w:val="center"/>
+        <w:tblLook w:firstColumn="1" w:firstRow="1" w:lastColumn="0" w:lastRow="0" w:noHBand="0" w:noVBand="1" w:val="04A0"/>
+      </w:tblPr>
+      <w:tblGrid>
+        <w:gridCol w:w="3362"/>
+        <w:gridCol w:w="3362"/>
+        <w:gridCol w:w="3362"/>
+      </w:tblGrid>
+      <w:tr>
+        <w:tc>
+          <w:tcPr>
+            <w:tcW w:type="dxa" w:w="3120"/>
+          </w:tcPr>
+          <w:p>
+            <w:pPr>
+              <w:spacing w:after="0" w:line="240" w:lineRule="auto"/>
+              <w:jc w:val="center"/>
+            </w:pPr>
+            <w:r>
+              <w:rPr>
+                <w:rFonts w:ascii="Times New Roman" w:hAnsi="Times New Roman"/>
+                <w:b/>
+                <w:sz w:val="20"/>
+              </w:rPr>
+              <w:t>Causal-M3: Disentangling Clinical Intent from Physiological State via Missing-Not-At-Random Causal Representation Learning for Robust CKD Risk Stratification</w:t>
+            </w:r>
+          </w:p>
+        </w:tc>
+        <w:tc>
+          <w:tcPr>
+            <w:tcW w:type="dxa" w:w="3120"/>
+          </w:tcPr>
+          <w:p>
+            <w:pPr>
+              <w:spacing w:after="0" w:line="240" w:lineRule="auto"/>
+              <w:jc w:val="center"/>
+            </w:pPr>
+            <w:r>
+              <w:rPr>
+                <w:rFonts w:ascii="Times New Roman" w:hAnsi="Times New Roman"/>
+                <w:b/>
+                <w:sz w:val="20"/>
+              </w:rPr>
+              <w:t>R. Sowmiya Bharani</w:t>
+            </w:r>
+          </w:p>
+        </w:tc>
+        <w:tc>
+          <w:tcPr>
+            <w:tcW w:type="dxa" w:w="3120"/>
+          </w:tcPr>
+          <w:p>
+            <w:pPr>
+              <w:spacing w:after="0" w:line="240" w:lineRule="auto"/>
+              <w:jc w:val="center"/>
+            </w:pPr>
+            <w:r>
+              <w:rPr>
+                <w:rFonts w:ascii="Times New Roman" w:hAnsi="Times New Roman"/>
+                <w:b/>
+                <w:sz w:val="20"/>
+              </w:rPr>
+              <w:t>Research scholar</w:t>
+            </w:r>
+          </w:p>
+        </w:tc>
+      </w:tr>
+      <w:tr>
+        <w:tc>
+          <w:tcPr>
+            <w:tcW w:type="dxa" w:w="3120"/>
+          </w:tcPr>
+          <w:p>
+            <w:pPr>
+              <w:spacing w:after="0" w:line="240" w:lineRule="auto"/>
+              <w:jc w:val="center"/>
+            </w:pPr>
+            <w:r>
+              <w:rPr>
+                <w:rFonts w:ascii="Times New Roman" w:hAnsi="Times New Roman"/>
+                <w:b/>
+                <w:sz w:val="20"/>
+              </w:rPr>
+              <w:t>Dept. of computer science</w:t>
+            </w:r>
+          </w:p>
+        </w:tc>
+        <w:tc>
+          <w:tcPr>
+            <w:tcW w:type="dxa" w:w="3120"/>
+          </w:tcPr>
+          <w:p>
+            <w:pPr>
+              <w:spacing w:after="0" w:line="240" w:lineRule="auto"/>
+              <w:jc w:val="center"/>
+            </w:pPr>
+            <w:r>
+              <w:rPr>
+                <w:rFonts w:ascii="Times New Roman" w:hAnsi="Times New Roman"/>
+                <w:b/>
+                <w:sz w:val="20"/>
+              </w:rPr>
+              <w:t>Saveetha College of Liberal Arts</w:t>
+            </w:r>
+          </w:p>
+        </w:tc>
+        <w:tc>
+          <w:tcPr>
+            <w:tcW w:type="dxa" w:w="3120"/>
+          </w:tcPr>
+          <w:p>
+            <w:pPr>
+              <w:spacing w:after="0" w:line="240" w:lineRule="auto"/>
+              <w:jc w:val="center"/>
+            </w:pPr>
+            <w:r>
+              <w:rPr>
+                <w:rFonts w:ascii="Times New Roman" w:hAnsi="Times New Roman"/>
+                <w:b/>
+                <w:sz w:val="20"/>
+              </w:rPr>
+              <w:t>Sciences</w:t>
+            </w:r>
+          </w:p>
+        </w:tc>
+      </w:tr>
+      <w:tr>
+        <w:tc>
+          <w:tcPr>
+            <w:tcW w:type="dxa" w:w="3120"/>
+          </w:tcPr>
+          <w:p>
+            <w:pPr>
+              <w:spacing w:after="0" w:line="240" w:lineRule="auto"/>
+              <w:jc w:val="center"/>
+            </w:pPr>
+            <w:r>
+              <w:rPr>
+                <w:rFonts w:ascii="Times New Roman" w:hAnsi="Times New Roman"/>
+                <w:b/>
+                <w:sz w:val="20"/>
+              </w:rPr>
+              <w:t>SIMATS Deemed to be University</w:t>
+            </w:r>
+          </w:p>
+        </w:tc>
+        <w:tc>
+          <w:tcPr>
+            <w:tcW w:type="dxa" w:w="3120"/>
+          </w:tcPr>
+          <w:p>
+            <w:pPr>
+              <w:spacing w:after="0" w:line="240" w:lineRule="auto"/>
+              <w:jc w:val="center"/>
+            </w:pPr>
+            <w:r>
+              <w:rPr>
+                <w:rFonts w:ascii="Times New Roman" w:hAnsi="Times New Roman"/>
+                <w:b/>
+                <w:sz w:val="20"/>
+              </w:rPr>
+              <w:t>Address: Saveetha Nagar</w:t>
+            </w:r>
+          </w:p>
+        </w:tc>
+        <w:tc>
+          <w:tcPr>
+            <w:tcW w:type="dxa" w:w="3120"/>
+          </w:tcPr>
+          <w:p>
+            <w:pPr>
+              <w:spacing w:after="0" w:line="240" w:lineRule="auto"/>
+              <w:jc w:val="center"/>
+            </w:pPr>
+            <w:r>
+              <w:rPr>
+                <w:rFonts w:ascii="Times New Roman" w:hAnsi="Times New Roman"/>
+                <w:b/>
+                <w:sz w:val="20"/>
+              </w:rPr>
+              <w:t>Thandalam</w:t>
+            </w:r>
+          </w:p>
+        </w:tc>
+      </w:tr>
+      <w:tr>
+        <w:tc>
+          <w:tcPr>
+            <w:tcW w:type="dxa" w:w="3120"/>
+          </w:tcPr>
+          <w:p>
+            <w:pPr>
+              <w:spacing w:after="0" w:line="240" w:lineRule="auto"/>
+              <w:jc w:val="center"/>
+            </w:pPr>
+            <w:r>
+              <w:rPr>
+                <w:rFonts w:ascii="Times New Roman" w:hAnsi="Times New Roman"/>
+                <w:b/>
+                <w:sz w:val="20"/>
+              </w:rPr>
+              <w:t>Chennai</w:t>
+            </w:r>
+          </w:p>
+        </w:tc>
+        <w:tc>
+          <w:tcPr>
+            <w:tcW w:type="dxa" w:w="3120"/>
+          </w:tcPr>
+          <w:p>
+            <w:pPr>
+              <w:spacing w:after="0" w:line="240" w:lineRule="auto"/>
+              <w:jc w:val="center"/>
+            </w:pPr>
+            <w:r>
+              <w:rPr>
+                <w:rFonts w:ascii="Times New Roman" w:hAnsi="Times New Roman"/>
+                <w:b/>
+                <w:sz w:val="20"/>
+              </w:rPr>
+              <w:t>Pin code:</w:t>
+            </w:r>
+          </w:p>
+        </w:tc>
+        <w:tc>
+          <w:tcPr>
+            <w:tcW w:type="dxa" w:w="3120"/>
+          </w:tcPr>
+          <w:p>
+            <w:pPr>
+              <w:spacing w:after="0" w:line="240" w:lineRule="auto"/>
+              <w:jc w:val="center"/>
+            </w:pPr>
+            <w:r>
+              <w:rPr>
+                <w:rFonts w:ascii="Times New Roman" w:hAnsi="Times New Roman"/>
+                <w:b/>
+                <w:sz w:val="20"/>
+              </w:rPr>
+              <w:t>Mail ID: sowmiyabharanir@gmail.com</w:t>
+            </w:r>
+          </w:p>
+        </w:tc>
+      </w:tr>
+      <w:tr>
+        <w:tc>
+          <w:tcPr>
+            <w:tcW w:type="dxa" w:w="3120"/>
+          </w:tcPr>
+          <w:p>
+            <w:pPr>
+              <w:spacing w:after="0" w:line="240" w:lineRule="auto"/>
+              <w:jc w:val="center"/>
+            </w:pPr>
+            <w:r>
+              <w:rPr>
+                <w:rFonts w:ascii="Times New Roman" w:hAnsi="Times New Roman"/>
+                <w:b/>
+                <w:sz w:val="20"/>
+              </w:rPr>
+              <w:t>Dr. S. Rukmani Devi</w:t>
+            </w:r>
+          </w:p>
+        </w:tc>
+        <w:tc>
+          <w:tcPr>
+            <w:tcW w:type="dxa" w:w="3120"/>
+          </w:tcPr>
+          <w:p>
+            <w:pPr>
+              <w:spacing w:after="0" w:line="240" w:lineRule="auto"/>
+              <w:jc w:val="center"/>
+            </w:pPr>
+            <w:r>
+              <w:rPr>
+                <w:rFonts w:ascii="Times New Roman" w:hAnsi="Times New Roman"/>
+                <w:b/>
+                <w:sz w:val="20"/>
+              </w:rPr>
+              <w:t>Associate Professor</w:t>
+            </w:r>
+          </w:p>
+        </w:tc>
+        <w:tc>
+          <w:tcPr>
+            <w:tcW w:type="dxa" w:w="3120"/>
+          </w:tcPr>
+          <w:p>
+            <w:pPr>
+              <w:spacing w:after="0" w:line="240" w:lineRule="auto"/>
+              <w:jc w:val="center"/>
+            </w:pPr>
+            <w:r>
+              <w:rPr>
+                <w:rFonts w:ascii="Times New Roman" w:hAnsi="Times New Roman"/>
+                <w:b/>
+                <w:sz w:val="20"/>
+              </w:rPr>
+              <w:t>Department of Computer Science</w:t>
+            </w:r>
+          </w:p>
+        </w:tc>
+      </w:tr>
+      <w:tr>
+        <w:tc>
+          <w:tcPr>
+            <w:tcW w:type="dxa" w:w="3120"/>
+          </w:tcPr>
+          <w:p>
+            <w:pPr>
+              <w:spacing w:after="0" w:line="240" w:lineRule="auto"/>
+              <w:jc w:val="center"/>
+            </w:pPr>
+            <w:r>
+              <w:rPr>
+                <w:rFonts w:ascii="Times New Roman" w:hAnsi="Times New Roman"/>
+                <w:b/>
+                <w:sz w:val="20"/>
+              </w:rPr>
+              <w:t>Saveetha College of Liberal Arts</w:t>
+            </w:r>
+          </w:p>
+        </w:tc>
+        <w:tc>
+          <w:tcPr>
+            <w:tcW w:type="dxa" w:w="3120"/>
+          </w:tcPr>
+          <w:p>
+            <w:pPr>
+              <w:spacing w:after="0" w:line="240" w:lineRule="auto"/>
+              <w:jc w:val="center"/>
+            </w:pPr>
+            <w:r>
+              <w:rPr>
+                <w:rFonts w:ascii="Times New Roman" w:hAnsi="Times New Roman"/>
+                <w:b/>
+                <w:sz w:val="20"/>
+              </w:rPr>
+              <w:t>Sciences</w:t>
+            </w:r>
+          </w:p>
+        </w:tc>
+        <w:tc>
+          <w:tcPr>
+            <w:tcW w:type="dxa" w:w="3120"/>
+          </w:tcPr>
+          <w:p>
+            <w:pPr>
+              <w:spacing w:after="0" w:line="240" w:lineRule="auto"/>
+              <w:jc w:val="center"/>
+            </w:pPr>
+            <w:r>
+              <w:rPr>
+                <w:rFonts w:ascii="Times New Roman" w:hAnsi="Times New Roman"/>
+                <w:b/>
+                <w:sz w:val="20"/>
+              </w:rPr>
+              <w:t>SIMATS Deemed to be University</w:t>
+            </w:r>
+          </w:p>
+        </w:tc>
+      </w:tr>
+      <w:tr>
+        <w:tc>
+          <w:tcPr>
+            <w:tcW w:type="dxa" w:w="3120"/>
+          </w:tcPr>
+          <w:p>
+            <w:pPr>
+              <w:spacing w:after="0" w:line="240" w:lineRule="auto"/>
+              <w:jc w:val="center"/>
+            </w:pPr>
+            <w:r>
+              <w:rPr>
+                <w:rFonts w:ascii="Times New Roman" w:hAnsi="Times New Roman"/>
+                <w:b/>
+                <w:sz w:val="20"/>
+              </w:rPr>
+              <w:t>Address: Saveetha Nagar</w:t>
+            </w:r>
+          </w:p>
+        </w:tc>
+        <w:tc>
+          <w:tcPr>
+            <w:tcW w:type="dxa" w:w="3120"/>
+          </w:tcPr>
+          <w:p>
+            <w:pPr>
+              <w:spacing w:after="0" w:line="240" w:lineRule="auto"/>
+              <w:jc w:val="center"/>
+            </w:pPr>
+            <w:r>
+              <w:rPr>
+                <w:rFonts w:ascii="Times New Roman" w:hAnsi="Times New Roman"/>
+                <w:b/>
+                <w:sz w:val="20"/>
+              </w:rPr>
+              <w:t>Thandalam</w:t>
+            </w:r>
+          </w:p>
+        </w:tc>
+        <w:tc>
+          <w:tcPr>
+            <w:tcW w:type="dxa" w:w="3120"/>
+          </w:tcPr>
+          <w:p>
+            <w:pPr>
+              <w:spacing w:after="0" w:line="240" w:lineRule="auto"/>
+              <w:jc w:val="center"/>
+            </w:pPr>
+            <w:r>
+              <w:rPr>
+                <w:rFonts w:ascii="Times New Roman" w:hAnsi="Times New Roman"/>
+                <w:b/>
+                <w:sz w:val="20"/>
+              </w:rPr>
+              <w:t>Chennai</w:t>
+            </w:r>
+          </w:p>
+        </w:tc>
+      </w:tr>
+      <w:tr>
+        <w:tc>
+          <w:tcPr>
+            <w:tcW w:type="dxa" w:w="3120"/>
+          </w:tcPr>
+          <w:p>
+            <w:pPr>
+              <w:spacing w:after="0" w:line="240" w:lineRule="auto"/>
+              <w:jc w:val="center"/>
+            </w:pPr>
+            <w:r>
+              <w:rPr>
+                <w:rFonts w:ascii="Times New Roman" w:hAnsi="Times New Roman"/>
+                <w:b/>
+                <w:sz w:val="20"/>
+              </w:rPr>
+              <w:t>Pincode:</w:t>
+            </w:r>
+          </w:p>
+        </w:tc>
+        <w:tc>
+          <w:tcPr>
+            <w:tcW w:type="dxa" w:w="3120"/>
+          </w:tcPr>
+          <w:p>
+            <w:pPr>
+              <w:spacing w:after="0" w:line="240" w:lineRule="auto"/>
+              <w:jc w:val="center"/>
+            </w:pPr>
+            <w:r>
+              <w:rPr>
+                <w:rFonts w:ascii="Times New Roman" w:hAnsi="Times New Roman"/>
+                <w:b/>
+                <w:sz w:val="20"/>
+              </w:rPr>
+              <w:t>Mail ID: rukmanibaveshnambi@gmail.com</w:t>
+            </w:r>
+          </w:p>
+        </w:tc>
+        <w:tc>
+          <w:tcPr>
+            <w:tcW w:type="dxa" w:w="3120"/>
+          </w:tcPr>
+          <w:p>
+            <w:pPr>
+              <w:spacing w:after="0" w:line="240" w:lineRule="auto"/>
+              <w:jc w:val="center"/>
+            </w:pPr>
+            <w:r>
+              <w:rPr>
+                <w:rFonts w:ascii="Times New Roman" w:hAnsi="Times New Roman"/>
+                <w:b/>
+                <w:sz w:val="20"/>
+              </w:rPr>
+              <w:t>Prof. Dr. Jayakarthik Ramachandran</w:t>
+            </w:r>
+          </w:p>
+        </w:tc>
+      </w:tr>
+      <w:tr>
+        <w:tc>
+          <w:tcPr>
+            <w:tcW w:type="dxa" w:w="3120"/>
+          </w:tcPr>
+          <w:p>
+            <w:pPr>
+              <w:spacing w:after="0" w:line="240" w:lineRule="auto"/>
+              <w:jc w:val="center"/>
+            </w:pPr>
+            <w:r>
+              <w:rPr>
+                <w:rFonts w:ascii="Times New Roman" w:hAnsi="Times New Roman"/>
+                <w:b/>
+                <w:sz w:val="20"/>
+              </w:rPr>
+              <w:t>Assistant Dean - Faculty</w:t>
+            </w:r>
+          </w:p>
+        </w:tc>
+        <w:tc>
+          <w:tcPr>
+            <w:tcW w:type="dxa" w:w="3120"/>
+          </w:tcPr>
+          <w:p>
+            <w:pPr>
+              <w:spacing w:after="0" w:line="240" w:lineRule="auto"/>
+              <w:jc w:val="center"/>
+            </w:pPr>
+            <w:r>
+              <w:rPr>
+                <w:rFonts w:ascii="Times New Roman" w:hAnsi="Times New Roman"/>
+                <w:b/>
+                <w:sz w:val="20"/>
+              </w:rPr>
+              <w:t>Dept. of Computer Science</w:t>
+            </w:r>
+          </w:p>
+        </w:tc>
+        <w:tc>
+          <w:tcPr>
+            <w:tcW w:type="dxa" w:w="3120"/>
+          </w:tcPr>
+          <w:p>
+            <w:pPr>
+              <w:spacing w:after="0" w:line="240" w:lineRule="auto"/>
+              <w:jc w:val="center"/>
+            </w:pPr>
+            <w:r>
+              <w:rPr>
+                <w:rFonts w:ascii="Times New Roman" w:hAnsi="Times New Roman"/>
+                <w:b/>
+                <w:sz w:val="20"/>
+              </w:rPr>
+              <w:t>Saveetha College of Liberal Arts</w:t>
+            </w:r>
+          </w:p>
+        </w:tc>
+      </w:tr>
+      <w:tr>
+        <w:tc>
+          <w:tcPr>
+            <w:tcW w:type="dxa" w:w="3120"/>
+          </w:tcPr>
+          <w:p>
+            <w:pPr>
+              <w:spacing w:after="0" w:line="240" w:lineRule="auto"/>
+              <w:jc w:val="center"/>
+            </w:pPr>
+            <w:r>
+              <w:rPr>
+                <w:rFonts w:ascii="Times New Roman" w:hAnsi="Times New Roman"/>
+                <w:b/>
+                <w:sz w:val="20"/>
+              </w:rPr>
+              <w:t>Sciences</w:t>
+            </w:r>
+          </w:p>
+        </w:tc>
+        <w:tc>
+          <w:tcPr>
+            <w:tcW w:type="dxa" w:w="3120"/>
+          </w:tcPr>
+          <w:p>
+            <w:pPr>
+              <w:spacing w:after="0" w:line="240" w:lineRule="auto"/>
+              <w:jc w:val="center"/>
+            </w:pPr>
+            <w:r>
+              <w:rPr>
+                <w:rFonts w:ascii="Times New Roman" w:hAnsi="Times New Roman"/>
+                <w:b/>
+                <w:sz w:val="20"/>
+              </w:rPr>
+              <w:t>SIMATS Deemed to be University</w:t>
+            </w:r>
+          </w:p>
+        </w:tc>
+        <w:tc>
+          <w:tcPr>
+            <w:tcW w:type="dxa" w:w="3120"/>
+          </w:tcPr>
+          <w:p>
+            <w:pPr>
+              <w:spacing w:after="0" w:line="240" w:lineRule="auto"/>
+              <w:jc w:val="center"/>
+            </w:pPr>
+            <w:r>
+              <w:rPr>
+                <w:rFonts w:ascii="Times New Roman" w:hAnsi="Times New Roman"/>
+                <w:b/>
+                <w:sz w:val="20"/>
+              </w:rPr>
+              <w:t>Address: Saveetha Nagar</w:t>
+            </w:r>
+          </w:p>
+        </w:tc>
+      </w:tr>
+      <w:tr>
+        <w:tc>
+          <w:tcPr>
+            <w:tcW w:type="dxa" w:w="3120"/>
+          </w:tcPr>
+          <w:p>
+            <w:pPr>
+              <w:spacing w:after="0" w:line="240" w:lineRule="auto"/>
+              <w:jc w:val="center"/>
+            </w:pPr>
+            <w:r>
+              <w:rPr>
+                <w:rFonts w:ascii="Times New Roman" w:hAnsi="Times New Roman"/>
+                <w:b/>
+                <w:sz w:val="20"/>
+              </w:rPr>
+              <w:t>Thandalam</w:t>
+            </w:r>
+          </w:p>
+        </w:tc>
+        <w:tc>
+          <w:tcPr>
+            <w:tcW w:type="dxa" w:w="3120"/>
+          </w:tcPr>
+          <w:p>
+            <w:pPr>
+              <w:spacing w:after="0" w:line="240" w:lineRule="auto"/>
+              <w:jc w:val="center"/>
+            </w:pPr>
+            <w:r>
+              <w:rPr>
+                <w:rFonts w:ascii="Times New Roman" w:hAnsi="Times New Roman"/>
+                <w:b/>
+                <w:sz w:val="20"/>
+              </w:rPr>
+              <w:t>Chennai</w:t>
+            </w:r>
+          </w:p>
+        </w:tc>
+        <w:tc>
+          <w:tcPr>
+            <w:tcW w:type="dxa" w:w="3120"/>
+          </w:tcPr>
+          <w:p>
+            <w:pPr>
+              <w:spacing w:after="0" w:line="240" w:lineRule="auto"/>
+              <w:jc w:val="center"/>
+            </w:pPr>
+            <w:r>
+              <w:rPr>
+                <w:rFonts w:ascii="Times New Roman" w:hAnsi="Times New Roman"/>
+                <w:b/>
+                <w:sz w:val="20"/>
+              </w:rPr>
+              <w:t>Pin code:</w:t>
+            </w:r>
+          </w:p>
+        </w:tc>
+      </w:tr>
+      <w:tr>
+        <w:tc>
+          <w:tcPr>
+            <w:tcW w:type="dxa" w:w="3120"/>
+          </w:tcPr>
+          <w:p>
+            <w:pPr>
+              <w:spacing w:after="0" w:line="240" w:lineRule="auto"/>
+              <w:jc w:val="center"/>
+            </w:pPr>
+            <w:r>
+              <w:rPr>
+                <w:rFonts w:ascii="Times New Roman" w:hAnsi="Times New Roman"/>
+                <w:b/>
+                <w:sz w:val="20"/>
+              </w:rPr>
+              <w:t>Mail ID:</w:t>
+            </w:r>
+          </w:p>
+        </w:tc>
+        <w:tc>
+          <w:tcPr>
+            <w:tcW w:type="dxa" w:w="3120"/>
+          </w:tcPr>
+          <w:p>
+            <w:pPr>
+              <w:spacing w:after="0" w:line="240" w:lineRule="auto"/>
+              <w:jc w:val="center"/>
+            </w:pPr>
+            <w:r>
+              <w:rPr>
+                <w:rFonts w:ascii="Times New Roman" w:hAnsi="Times New Roman"/>
+                <w:b/>
+                <w:sz w:val="20"/>
+              </w:rPr>
+              <w:t>M. Rajasekar</w:t>
+            </w:r>
+          </w:p>
+        </w:tc>
+        <w:tc>
+          <w:tcPr>
+            <w:tcW w:type="dxa" w:w="3120"/>
+          </w:tcPr>
+          <w:p>
+            <w:pPr>
+              <w:spacing w:after="0" w:line="240" w:lineRule="auto"/>
+              <w:jc w:val="center"/>
+            </w:pPr>
+            <w:r>
+              <w:rPr>
+                <w:rFonts w:ascii="Times New Roman" w:hAnsi="Times New Roman"/>
+                <w:b/>
+                <w:sz w:val="20"/>
+              </w:rPr>
+              <w:t>Associate Professor</w:t>
+            </w:r>
+          </w:p>
+        </w:tc>
+      </w:tr>
+      <w:tr>
+        <w:tc>
+          <w:tcPr>
+            <w:tcW w:type="dxa" w:w="3120"/>
+          </w:tcPr>
+          <w:p>
+            <w:pPr>
+              <w:spacing w:after="0" w:line="240" w:lineRule="auto"/>
+              <w:jc w:val="center"/>
+            </w:pPr>
+            <w:r>
+              <w:rPr>
+                <w:rFonts w:ascii="Times New Roman" w:hAnsi="Times New Roman"/>
+                <w:b/>
+                <w:sz w:val="20"/>
+              </w:rPr>
+              <w:t>Department of computer science</w:t>
+            </w:r>
+          </w:p>
+        </w:tc>
+        <w:tc>
+          <w:tcPr>
+            <w:tcW w:type="dxa" w:w="3120"/>
+          </w:tcPr>
+          <w:p>
+            <w:pPr>
+              <w:spacing w:after="0" w:line="240" w:lineRule="auto"/>
+              <w:jc w:val="center"/>
+            </w:pPr>
+            <w:r>
+              <w:rPr>
+                <w:rFonts w:ascii="Times New Roman" w:hAnsi="Times New Roman"/>
+                <w:b/>
+                <w:sz w:val="20"/>
+              </w:rPr>
+              <w:t>Saveetha college of Liberal Arts</w:t>
+            </w:r>
+          </w:p>
+        </w:tc>
+        <w:tc>
+          <w:tcPr>
+            <w:tcW w:type="dxa" w:w="3120"/>
+          </w:tcPr>
+          <w:p>
+            <w:pPr>
+              <w:spacing w:after="0" w:line="240" w:lineRule="auto"/>
+              <w:jc w:val="center"/>
+            </w:pPr>
+            <w:r>
+              <w:rPr>
+                <w:rFonts w:ascii="Times New Roman" w:hAnsi="Times New Roman"/>
+                <w:b/>
+                <w:sz w:val="20"/>
+              </w:rPr>
+              <w:t>Sciences</w:t>
+            </w:r>
+          </w:p>
+        </w:tc>
+      </w:tr>
+      <w:tr>
+        <w:tc>
+          <w:tcPr>
+            <w:tcW w:type="dxa" w:w="3120"/>
+          </w:tcPr>
+          <w:p>
+            <w:pPr>
+              <w:spacing w:after="0" w:line="240" w:lineRule="auto"/>
+              <w:jc w:val="center"/>
+            </w:pPr>
+            <w:r>
+              <w:rPr>
+                <w:rFonts w:ascii="Times New Roman" w:hAnsi="Times New Roman"/>
+                <w:b/>
+                <w:sz w:val="20"/>
+              </w:rPr>
+              <w:t>Saveetha Institute of Medical</w:t>
+            </w:r>
+          </w:p>
+        </w:tc>
+        <w:tc>
+          <w:tcPr>
+            <w:tcW w:type="dxa" w:w="3120"/>
+          </w:tcPr>
+          <w:p>
+            <w:pPr>
+              <w:spacing w:after="0" w:line="240" w:lineRule="auto"/>
+              <w:jc w:val="center"/>
+            </w:pPr>
+            <w:r>
+              <w:rPr>
+                <w:rFonts w:ascii="Times New Roman" w:hAnsi="Times New Roman"/>
+                <w:b/>
+                <w:sz w:val="20"/>
+              </w:rPr>
+              <w:t>Technical Sciences</w:t>
+            </w:r>
+          </w:p>
+        </w:tc>
+        <w:tc>
+          <w:tcPr>
+            <w:tcW w:type="dxa" w:w="3120"/>
+          </w:tcPr>
+          <w:p>
+            <w:pPr>
+              <w:spacing w:after="0" w:line="240" w:lineRule="auto"/>
+              <w:jc w:val="center"/>
+            </w:pPr>
+            <w:r>
+              <w:rPr>
+                <w:rFonts w:ascii="Times New Roman" w:hAnsi="Times New Roman"/>
+                <w:b/>
+                <w:sz w:val="20"/>
+              </w:rPr>
+              <w:t>Chennai</w:t>
+            </w:r>
+          </w:p>
+        </w:tc>
+      </w:tr>
+      <w:tr>
+        <w:tc>
+          <w:tcPr>
+            <w:tcW w:type="dxa" w:w="3120"/>
+          </w:tcPr>
+          <w:p>
+            <w:pPr>
+              <w:spacing w:after="0" w:line="240" w:lineRule="auto"/>
+              <w:jc w:val="center"/>
+            </w:pPr>
+            <w:r>
+              <w:rPr>
+                <w:rFonts w:ascii="Times New Roman" w:hAnsi="Times New Roman"/>
+                <w:b/>
+                <w:sz w:val="20"/>
+              </w:rPr>
+              <w:t>India</w:t>
+            </w:r>
+          </w:p>
+        </w:tc>
+        <w:tc>
+          <w:tcPr>
+            <w:tcW w:type="dxa" w:w="3120"/>
+          </w:tcPr>
+          <w:p>
+            <w:pPr>
+              <w:spacing w:after="0" w:line="240" w:lineRule="auto"/>
+              <w:jc w:val="center"/>
+            </w:pPr>
+            <w:r>
+              <w:rPr>
+                <w:rFonts w:ascii="Times New Roman" w:hAnsi="Times New Roman"/>
+                <w:b/>
+                <w:sz w:val="20"/>
+              </w:rPr>
+              <w:t>Mail ID: sekarca07@gmail.com S. Sathyakala</w:t>
+            </w:r>
+          </w:p>
+        </w:tc>
+        <w:tc>
+          <w:tcPr>
+            <w:tcW w:type="dxa" w:w="3120"/>
+          </w:tcPr>
+          <w:p>
+            <w:pPr>
+              <w:spacing w:after="0" w:line="240" w:lineRule="auto"/>
+              <w:jc w:val="center"/>
+            </w:pPr>
+            <w:r>
+              <w:rPr>
+                <w:rFonts w:ascii="Times New Roman" w:hAnsi="Times New Roman"/>
+                <w:b/>
+                <w:sz w:val="20"/>
+              </w:rPr>
+              <w:t>Research scholar</w:t>
+            </w:r>
+          </w:p>
+        </w:tc>
+      </w:tr>
+      <w:tr>
+        <w:tc>
+          <w:tcPr>
+            <w:tcW w:type="dxa" w:w="3120"/>
+          </w:tcPr>
+          <w:p>
+            <w:pPr>
+              <w:spacing w:after="0" w:line="240" w:lineRule="auto"/>
+              <w:jc w:val="center"/>
+            </w:pPr>
+            <w:r>
+              <w:rPr>
+                <w:rFonts w:ascii="Times New Roman" w:hAnsi="Times New Roman"/>
+                <w:b/>
+                <w:sz w:val="20"/>
+              </w:rPr>
+              <w:t>Dept. of Computer Science</w:t>
+            </w:r>
+          </w:p>
+        </w:tc>
+        <w:tc>
+          <w:tcPr>
+            <w:tcW w:type="dxa" w:w="3120"/>
+          </w:tcPr>
+          <w:p>
+            <w:pPr>
+              <w:spacing w:after="0" w:line="240" w:lineRule="auto"/>
+              <w:jc w:val="center"/>
+            </w:pPr>
+            <w:r>
+              <w:rPr>
+                <w:rFonts w:ascii="Times New Roman" w:hAnsi="Times New Roman"/>
+                <w:b/>
+                <w:sz w:val="20"/>
+              </w:rPr>
+              <w:t>Saveetha College of Liberal Arts</w:t>
+            </w:r>
+          </w:p>
+        </w:tc>
+        <w:tc>
+          <w:tcPr>
+            <w:tcW w:type="dxa" w:w="3120"/>
+          </w:tcPr>
+          <w:p>
+            <w:pPr>
+              <w:spacing w:after="0" w:line="240" w:lineRule="auto"/>
+              <w:jc w:val="center"/>
+            </w:pPr>
+            <w:r>
+              <w:rPr>
+                <w:rFonts w:ascii="Times New Roman" w:hAnsi="Times New Roman"/>
+                <w:b/>
+                <w:sz w:val="20"/>
+              </w:rPr>
+              <w:t>Sciences</w:t>
+            </w:r>
+          </w:p>
+        </w:tc>
+      </w:tr>
+      <w:tr>
+        <w:tc>
+          <w:tcPr>
+            <w:tcW w:type="dxa" w:w="3120"/>
+          </w:tcPr>
+          <w:p>
+            <w:pPr>
+              <w:spacing w:after="0" w:line="240" w:lineRule="auto"/>
+              <w:jc w:val="center"/>
+            </w:pPr>
+            <w:r>
+              <w:rPr>
+                <w:rFonts w:ascii="Times New Roman" w:hAnsi="Times New Roman"/>
+                <w:b/>
+                <w:sz w:val="20"/>
+              </w:rPr>
+              <w:t>SIMATS Deemed to be university</w:t>
+            </w:r>
+          </w:p>
+        </w:tc>
+        <w:tc>
+          <w:tcPr>
+            <w:tcW w:type="dxa" w:w="3120"/>
+          </w:tcPr>
+          <w:p>
+            <w:pPr>
+              <w:spacing w:after="0" w:line="240" w:lineRule="auto"/>
+              <w:jc w:val="center"/>
+            </w:pPr>
+            <w:r>
+              <w:rPr>
+                <w:rFonts w:ascii="Times New Roman" w:hAnsi="Times New Roman"/>
+                <w:b/>
+                <w:sz w:val="20"/>
+              </w:rPr>
+              <w:t>Address: Saveetha Nagar</w:t>
+            </w:r>
+          </w:p>
+        </w:tc>
+        <w:tc>
+          <w:tcPr>
+            <w:tcW w:type="dxa" w:w="3120"/>
+          </w:tcPr>
+          <w:p>
+            <w:pPr>
+              <w:spacing w:after="0" w:line="240" w:lineRule="auto"/>
+              <w:jc w:val="center"/>
+            </w:pPr>
+            <w:r>
+              <w:rPr>
+                <w:rFonts w:ascii="Times New Roman" w:hAnsi="Times New Roman"/>
+                <w:b/>
+                <w:sz w:val="20"/>
+              </w:rPr>
+              <w:t>Thandalam</w:t>
+            </w:r>
+          </w:p>
+        </w:tc>
+      </w:tr>
+      <w:tr>
+        <w:tc>
+          <w:tcPr>
+            <w:tcW w:type="dxa" w:w="3120"/>
+          </w:tcPr>
+          <w:p>
+            <w:pPr>
+              <w:spacing w:after="0" w:line="240" w:lineRule="auto"/>
+              <w:jc w:val="center"/>
+            </w:pPr>
+            <w:r>
+              <w:rPr>
+                <w:rFonts w:ascii="Times New Roman" w:hAnsi="Times New Roman"/>
+                <w:b/>
+                <w:sz w:val="20"/>
+              </w:rPr>
+              <w:t>Chennai</w:t>
+            </w:r>
+          </w:p>
+        </w:tc>
+        <w:tc>
+          <w:tcPr>
+            <w:tcW w:type="dxa" w:w="3120"/>
+          </w:tcPr>
+          <w:p>
+            <w:pPr>
+              <w:spacing w:after="0" w:line="240" w:lineRule="auto"/>
+              <w:jc w:val="center"/>
+            </w:pPr>
+            <w:r>
+              <w:rPr>
+                <w:rFonts w:ascii="Times New Roman" w:hAnsi="Times New Roman"/>
+                <w:b/>
+                <w:sz w:val="20"/>
+              </w:rPr>
+              <w:t>Pin code:</w:t>
+            </w:r>
+          </w:p>
+        </w:tc>
+        <w:tc>
+          <w:tcPr>
+            <w:tcW w:type="dxa" w:w="3120"/>
+          </w:tcPr>
+          <w:p>
+            <w:pPr>
+              <w:spacing w:after="0" w:line="240" w:lineRule="auto"/>
+              <w:jc w:val="center"/>
+            </w:pPr>
+            <w:r>
+              <w:rPr>
+                <w:rFonts w:ascii="Times New Roman" w:hAnsi="Times New Roman"/>
+                <w:b/>
+                <w:sz w:val="20"/>
+              </w:rPr>
+              <w:t>Mail ID: drponmurugan25@gmail.com</w:t>
+            </w:r>
+          </w:p>
+        </w:tc>
+      </w:tr>
+      <w:tr>
+        <w:tc>
+          <w:tcPr>
+            <w:tcW w:type="dxa" w:w="3120"/>
+          </w:tcPr>
+          <w:p>
+            <w:pPr>
+              <w:spacing w:after="0" w:line="240" w:lineRule="auto"/>
+              <w:jc w:val="center"/>
+            </w:pPr>
+            <w:r>
+              <w:rPr>
+                <w:rFonts w:ascii="Times New Roman" w:hAnsi="Times New Roman"/>
+                <w:b/>
+                <w:sz w:val="20"/>
+              </w:rPr>
+              <w:t>T.Mahitha</w:t>
+            </w:r>
+          </w:p>
+        </w:tc>
+        <w:tc>
+          <w:tcPr>
+            <w:tcW w:type="dxa" w:w="3120"/>
+          </w:tcPr>
+          <w:p>
+            <w:pPr>
+              <w:spacing w:after="0" w:line="240" w:lineRule="auto"/>
+              <w:jc w:val="center"/>
+            </w:pPr>
+            <w:r>
+              <w:rPr>
+                <w:rFonts w:ascii="Times New Roman" w:hAnsi="Times New Roman"/>
+                <w:b/>
+                <w:sz w:val="20"/>
+              </w:rPr>
+              <w:t>Research Scholar</w:t>
+            </w:r>
+          </w:p>
+        </w:tc>
+        <w:tc>
+          <w:tcPr>
+            <w:tcW w:type="dxa" w:w="3120"/>
+          </w:tcPr>
+          <w:p>
+            <w:pPr>
+              <w:spacing w:after="0" w:line="240" w:lineRule="auto"/>
+              <w:jc w:val="center"/>
+            </w:pPr>
+            <w:r>
+              <w:rPr>
+                <w:rFonts w:ascii="Times New Roman" w:hAnsi="Times New Roman"/>
+                <w:b/>
+                <w:sz w:val="20"/>
+              </w:rPr>
+              <w:t>Dept. of Computer Science</w:t>
+            </w:r>
+          </w:p>
+        </w:tc>
+      </w:tr>
+      <w:tr>
+        <w:tc>
+          <w:tcPr>
+            <w:tcW w:type="dxa" w:w="3120"/>
+          </w:tcPr>
+          <w:p>
+            <w:pPr>
+              <w:spacing w:after="0" w:line="240" w:lineRule="auto"/>
+              <w:jc w:val="center"/>
+            </w:pPr>
+            <w:r>
+              <w:rPr>
+                <w:rFonts w:ascii="Times New Roman" w:hAnsi="Times New Roman"/>
+                <w:b/>
+                <w:sz w:val="20"/>
+              </w:rPr>
+              <w:t>Saveetha College of Liberal Arts</w:t>
+            </w:r>
+          </w:p>
+        </w:tc>
+        <w:tc>
+          <w:tcPr>
+            <w:tcW w:type="dxa" w:w="3120"/>
+          </w:tcPr>
+          <w:p>
+            <w:pPr>
+              <w:spacing w:after="0" w:line="240" w:lineRule="auto"/>
+              <w:jc w:val="center"/>
+            </w:pPr>
+            <w:r>
+              <w:rPr>
+                <w:rFonts w:ascii="Times New Roman" w:hAnsi="Times New Roman"/>
+                <w:b/>
+                <w:sz w:val="20"/>
+              </w:rPr>
+              <w:t>Sciences</w:t>
+            </w:r>
+          </w:p>
+        </w:tc>
+        <w:tc>
+          <w:tcPr>
+            <w:tcW w:type="dxa" w:w="3120"/>
+          </w:tcPr>
+          <w:p>
+            <w:pPr>
+              <w:spacing w:after="0" w:line="240" w:lineRule="auto"/>
+              <w:jc w:val="center"/>
+            </w:pPr>
+            <w:r>
+              <w:rPr>
+                <w:rFonts w:ascii="Times New Roman" w:hAnsi="Times New Roman"/>
+                <w:b/>
+                <w:sz w:val="20"/>
+              </w:rPr>
+              <w:t>SIMATS Deemed to be University</w:t>
+            </w:r>
+          </w:p>
+        </w:tc>
+      </w:tr>
+      <w:tr>
+        <w:tc>
+          <w:tcPr>
+            <w:tcW w:type="dxa" w:w="3120"/>
+          </w:tcPr>
+          <w:p>
+            <w:pPr>
+              <w:spacing w:after="0" w:line="240" w:lineRule="auto"/>
+              <w:jc w:val="center"/>
+            </w:pPr>
+            <w:r>
+              <w:rPr>
+                <w:rFonts w:ascii="Times New Roman" w:hAnsi="Times New Roman"/>
+                <w:b/>
+                <w:sz w:val="20"/>
+              </w:rPr>
+              <w:t>Mail ID: mahithavaradhu@gmail.com</w:t>
+            </w:r>
+          </w:p>
+        </w:tc>
+        <w:tc>
+          <w:tcPr>
+            <w:tcW w:type="dxa" w:w="3120"/>
+          </w:tcPr>
+          <w:p/>
+        </w:tc>
+        <w:tc>
+          <w:tcPr>
+            <w:tcW w:type="dxa" w:w="3120"/>
+          </w:tcPr>
+          <w:p/>
+        </w:tc>
+      </w:tr>
+    </w:tbl>
+    <w:p>
+      <w:pPr>
+        <w:spacing w:after="360"/>
+      </w:pPr>
+    </w:p>
+    <w:p>
+      <w:pPr>
+        <w:spacing w:after="240"/>
+      </w:pPr>
+    </w:p>
+    <w:p>
+      <w:pPr>
+        <w:spacing w:after="40"/>
         <w:jc w:val="both"/>
       </w:pPr>
       <w:r>
@@ -12,7 +1252,7 @@
           <w:rFonts w:ascii="Times New Roman" w:hAnsi="Times New Roman"/>
           <w:b/>
           <w:i/>
-          <w:sz w:val="20"/>
+          <w:sz w:val="18"/>
         </w:rPr>
         <w:t>Abstract—</w:t>
       </w:r>
@@ -21,7 +1261,7 @@
           <w:rFonts w:ascii="Times New Roman" w:hAnsi="Times New Roman"/>
           <w:b/>
           <w:i/>
-          <w:sz w:val="20"/>
+          <w:sz w:val="18"/>
         </w:rPr>
         <w:t>Chronic Kidney Disease (CKD) risk prediction models primarily rely on the electronic health record (EHR) as the primary source of clinical information and address the associated uncertainty by assuming that the missing clinical measurements follow the missing at random (MAR) assumption. However, in most practical scenarios, the ordering of clinical laboratory tests or diagnostic procedures depends on the physician's discretion, which renders the missing completely at random assumption incorrect; namely, the missing not at random assumption. It follows that the clinical measurements or test results capture not only the physiological state of the patient but also the underlying clinical intent. Hence, we propose a novel causal representation learning model called Causal-M3, which hopes to alleviate this difficulty through the use of MNAR-aware encoding, causal regularization, and latent variable disentanglement, leading to the reliable CKD risk stratification. The effectiveness of the proposed work is validated using EHR datasets. The results show better predictive performance of the proposed approach than the existing one.</w:t>
       </w:r>
@@ -44,7 +1284,6 @@
       <w:r>
         <w:rPr>
           <w:rFonts w:ascii="Times New Roman" w:hAnsi="Times New Roman"/>
-          <w:smallCaps/>
           <w:sz w:val="20"/>
         </w:rPr>
         <w:t>I. INTRODUCTION</w:t>
@@ -66,8 +1305,7 @@
     </w:p>
     <w:p>
       <w:pPr>
-        <w:spacing w:before="0" w:after="0"/>
-        <w:ind w:firstLine="3038340"/>
+        <w:spacing w:before="0" w:after="0" w:line="240" w:lineRule="auto"/>
         <w:jc w:val="both"/>
       </w:pPr>
       <w:r>
@@ -82,8 +1320,7 @@
     </w:p>
     <w:p>
       <w:pPr>
-        <w:spacing w:before="0" w:after="0"/>
-        <w:ind w:firstLine="3038340"/>
+        <w:spacing w:before="0" w:after="0" w:line="240" w:lineRule="auto"/>
         <w:jc w:val="both"/>
       </w:pPr>
       <w:r>
@@ -112,8 +1349,7 @@
     </w:p>
     <w:p>
       <w:pPr>
-        <w:spacing w:before="0" w:after="0"/>
-        <w:ind w:firstLine="3038340"/>
+        <w:spacing w:before="0" w:after="0" w:line="240" w:lineRule="auto"/>
         <w:jc w:val="both"/>
       </w:pPr>
       <w:r>
@@ -128,8 +1364,7 @@
     </w:p>
     <w:p>
       <w:pPr>
-        <w:spacing w:before="0" w:after="0"/>
-        <w:ind w:firstLine="3038340"/>
+        <w:spacing w:before="0" w:after="0" w:line="240" w:lineRule="auto"/>
         <w:jc w:val="both"/>
       </w:pPr>
       <w:r>
@@ -158,8 +1393,7 @@
     </w:p>
     <w:p>
       <w:pPr>
-        <w:spacing w:before="0" w:after="0"/>
-        <w:ind w:firstLine="3038340"/>
+        <w:spacing w:before="0" w:after="0" w:line="240" w:lineRule="auto"/>
         <w:jc w:val="both"/>
       </w:pPr>
       <w:r>
@@ -174,8 +1408,7 @@
     </w:p>
     <w:p>
       <w:pPr>
-        <w:spacing w:before="0" w:after="0"/>
-        <w:ind w:firstLine="3038340"/>
+        <w:spacing w:before="0" w:after="0" w:line="240" w:lineRule="auto"/>
         <w:jc w:val="both"/>
       </w:pPr>
       <w:r>
@@ -204,8 +1437,7 @@
     </w:p>
     <w:p>
       <w:pPr>
-        <w:spacing w:before="0" w:after="0"/>
-        <w:ind w:firstLine="3038340"/>
+        <w:spacing w:before="0" w:after="0" w:line="240" w:lineRule="auto"/>
         <w:jc w:val="both"/>
       </w:pPr>
       <w:r>
@@ -226,7 +1458,6 @@
       <w:r>
         <w:rPr>
           <w:rFonts w:ascii="Times New Roman" w:hAnsi="Times New Roman"/>
-          <w:smallCaps/>
           <w:sz w:val="20"/>
         </w:rPr>
         <w:t>II. BACKGROUND AND THEORETICAL FOUNDATIONS</w:t>
@@ -248,8 +1479,7 @@
     </w:p>
     <w:p>
       <w:pPr>
-        <w:spacing w:before="0" w:after="0"/>
-        <w:ind w:firstLine="3038340"/>
+        <w:spacing w:before="0" w:after="0" w:line="240" w:lineRule="auto"/>
         <w:jc w:val="both"/>
       </w:pPr>
       <w:r>
@@ -278,8 +1508,7 @@
     </w:p>
     <w:p>
       <w:pPr>
-        <w:spacing w:before="0" w:after="0"/>
-        <w:ind w:firstLine="3038340"/>
+        <w:spacing w:before="0" w:after="0" w:line="240" w:lineRule="auto"/>
         <w:jc w:val="both"/>
       </w:pPr>
       <w:r>
@@ -308,8 +1537,7 @@
     </w:p>
     <w:p>
       <w:pPr>
-        <w:spacing w:before="0" w:after="0"/>
-        <w:ind w:firstLine="3038340"/>
+        <w:spacing w:before="0" w:after="0" w:line="240" w:lineRule="auto"/>
         <w:jc w:val="both"/>
       </w:pPr>
       <w:r>
@@ -338,8 +1566,7 @@
     </w:p>
     <w:p>
       <w:pPr>
-        <w:spacing w:before="0" w:after="0"/>
-        <w:ind w:firstLine="3038340"/>
+        <w:spacing w:before="0" w:after="0" w:line="240" w:lineRule="auto"/>
         <w:jc w:val="both"/>
       </w:pPr>
       <w:r>
@@ -354,8 +1581,7 @@
     </w:p>
     <w:p>
       <w:pPr>
-        <w:spacing w:before="0" w:after="0"/>
-        <w:ind w:firstLine="3038340"/>
+        <w:spacing w:before="0" w:after="0" w:line="240" w:lineRule="auto"/>
         <w:jc w:val="both"/>
       </w:pPr>
       <w:r>
@@ -376,7 +1602,6 @@
       <w:r>
         <w:rPr>
           <w:rFonts w:ascii="Times New Roman" w:hAnsi="Times New Roman"/>
-          <w:smallCaps/>
           <w:sz w:val="20"/>
         </w:rPr>
         <w:t>III. PROBLEM FORMULATION</w:t>
@@ -398,8 +1623,7 @@
     </w:p>
     <w:p>
       <w:pPr>
-        <w:spacing w:before="0" w:after="0"/>
-        <w:ind w:firstLine="3038340"/>
+        <w:spacing w:before="0" w:after="0" w:line="240" w:lineRule="auto"/>
         <w:jc w:val="both"/>
       </w:pPr>
       <w:r>
@@ -410,82 +1634,6 @@
           <w:sz w:val="20"/>
         </w:rPr>
         <w:t>Consider a longitudinal observational Electronic Health Record (EHR) setting in which patient data are collected during routine clinical care. Let ( S ) be the latent physiological state governing true renal function and disease progression, ( I ) be the latent clinical intent reflecting physician judgment and diagnostic decisions, ( M ) be the measurement indicator specifying whether a laboratory test is observed, ( X ) be the observed laboratory values, and ( Y ) be the downstream CKD progression outcome. In practice, laboratory measurements are not taken uniformly but rather testing decisions are based on both the underlying physiological condition of the patient and suspicion of the clinician. Thus, the measurement mechanism satisfies</w:t>
-      </w:r>
-    </w:p>
-    <w:p>
-      <w:pPr>
-        <w:spacing w:before="0" w:after="0"/>
-        <w:ind w:firstLine="3038340"/>
-        <w:jc w:val="both"/>
-      </w:pPr>
-      <w:r>
-        <w:rPr>
-          <w:rFonts w:ascii="Times New Roman" w:hAnsi="Times New Roman"/>
-          <w:b w:val="0"/>
-          <w:i w:val="0"/>
-          <w:sz w:val="20"/>
-        </w:rPr>
-        <w:t>This indicates the missingness is jointly dependent on latent disease state and physician intent. The induced dependency structure is MNAR, complicating conventional predictive modeling.</w:t>
-      </w:r>
-    </w:p>
-    <w:p>
-      <w:pPr>
-        <w:spacing w:before="180" w:after="60"/>
-        <w:jc w:val="left"/>
-      </w:pPr>
-      <w:r>
-        <w:rPr>
-          <w:rFonts w:ascii="Times New Roman" w:hAnsi="Times New Roman"/>
-          <w:i/>
-          <w:sz w:val="20"/>
-        </w:rPr>
-        <w:t>3.2 Structural Causal Model (SCM)</w:t>
-      </w:r>
-    </w:p>
-    <w:p>
-      <w:pPr>
-        <w:spacing w:before="0" w:after="0"/>
-        <w:ind w:firstLine="3038340"/>
-        <w:jc w:val="both"/>
-      </w:pPr>
-      <w:r>
-        <w:rPr>
-          <w:rFonts w:ascii="Times New Roman" w:hAnsi="Times New Roman"/>
-          <w:b w:val="0"/>
-          <w:i w:val="0"/>
-          <w:sz w:val="20"/>
-        </w:rPr>
-        <w:t>To represent these relationships, we use a Structural Causal Model (SCM) structure. The latent clinical intent variable ( I ) is represented as a function of past observations and patient history. The measurement indicator ( M ) is causally driven by clinical intent and possibly the underlying physiological state. The observed laboratory values ( X ) are generated conditionally on both the measurement process and the latent state, and the clinical outcome ( Y ) is driven mainly by the true underlying physiological state ( S ).</w:t>
-      </w:r>
-    </w:p>
-    <w:p>
-      <w:pPr>
-        <w:spacing w:before="180" w:after="60"/>
-        <w:jc w:val="left"/>
-      </w:pPr>
-      <w:r>
-        <w:rPr>
-          <w:rFonts w:ascii="Times New Roman" w:hAnsi="Times New Roman"/>
-          <w:i/>
-          <w:sz w:val="20"/>
-        </w:rPr>
-        <w:t>3.3 Objective</w:t>
-      </w:r>
-    </w:p>
-    <w:p>
-      <w:pPr>
-        <w:spacing w:before="0" w:after="0"/>
-        <w:ind w:firstLine="3038340"/>
-        <w:jc w:val="both"/>
-      </w:pPr>
-      <w:r>
-        <w:rPr>
-          <w:rFonts w:ascii="Times New Roman" w:hAnsi="Times New Roman"/>
-          <w:b w:val="0"/>
-          <w:i w:val="0"/>
-          <w:sz w:val="20"/>
-        </w:rPr>
-        <w:t>The aim of the current study is to develop a strong latent representation from the incomplete EHR data, where the true physiological signals are separated from the manner in which clinicians prefer to measure and observe them. As lab results (X) as well as the process of measurement and observation (M) depend on the degree to which the patient is suffering from the disease, the learned model may end up mixing both X and M. In order to prevent this, the learned representation is split into two parts: the "signal representation" \( Z_s \), which represents the physiological state related to CKD progression, and the "individual representation" \( Z_i \), which is used to capture the "hidden" clinical intent and manner. The upcoming prediction model is carried out on the signal representation \( Z_s \), where only the disease-related variables are predicted, without the bias from MNAR in the process of measurement.</w:t>
       </w:r>
     </w:p>
     <w:p>
@@ -543,13 +1691,85 @@
     </w:p>
     <w:p>
       <w:pPr>
+        <w:spacing w:before="0" w:after="0" w:line="240" w:lineRule="auto"/>
+        <w:jc w:val="both"/>
+      </w:pPr>
+      <w:r>
+        <w:rPr>
+          <w:rFonts w:ascii="Times New Roman" w:hAnsi="Times New Roman"/>
+          <w:b w:val="0"/>
+          <w:i w:val="0"/>
+          <w:sz w:val="20"/>
+        </w:rPr>
+        <w:t>This indicates the missingness is jointly dependent on latent disease state and physician intent. The induced dependency structure is MNAR, complicating conventional predictive modeling.</w:t>
+      </w:r>
+    </w:p>
+    <w:p>
+      <w:pPr>
+        <w:spacing w:before="180" w:after="60"/>
+        <w:jc w:val="left"/>
+      </w:pPr>
+      <w:r>
+        <w:rPr>
+          <w:rFonts w:ascii="Times New Roman" w:hAnsi="Times New Roman"/>
+          <w:i/>
+          <w:sz w:val="20"/>
+        </w:rPr>
+        <w:t>3.2 Structural Causal Model (SCM)</w:t>
+      </w:r>
+    </w:p>
+    <w:p>
+      <w:pPr>
+        <w:spacing w:before="0" w:after="0" w:line="240" w:lineRule="auto"/>
+        <w:jc w:val="both"/>
+      </w:pPr>
+      <w:r>
+        <w:rPr>
+          <w:rFonts w:ascii="Times New Roman" w:hAnsi="Times New Roman"/>
+          <w:b w:val="0"/>
+          <w:i w:val="0"/>
+          <w:sz w:val="20"/>
+        </w:rPr>
+        <w:t>To represent these relationships, we use a Structural Causal Model (SCM) structure. The latent clinical intent variable ( I ) is represented as a function of past observations and patient history. The measurement indicator ( M ) is causally driven by clinical intent and possibly the underlying physiological state. The observed laboratory values ( X ) are generated conditionally on both the measurement process and the latent state, and the clinical outcome ( Y ) is driven mainly by the true underlying physiological state ( S ).</w:t>
+      </w:r>
+    </w:p>
+    <w:p>
+      <w:pPr>
+        <w:spacing w:before="180" w:after="60"/>
+        <w:jc w:val="left"/>
+      </w:pPr>
+      <w:r>
+        <w:rPr>
+          <w:rFonts w:ascii="Times New Roman" w:hAnsi="Times New Roman"/>
+          <w:i/>
+          <w:sz w:val="20"/>
+        </w:rPr>
+        <w:t>3.3 Objective</w:t>
+      </w:r>
+    </w:p>
+    <w:p>
+      <w:pPr>
+        <w:spacing w:before="0" w:after="0" w:line="240" w:lineRule="auto"/>
+        <w:jc w:val="both"/>
+      </w:pPr>
+      <w:r>
+        <w:rPr>
+          <w:rFonts w:ascii="Times New Roman" w:hAnsi="Times New Roman"/>
+          <w:b w:val="0"/>
+          <w:i w:val="0"/>
+          <w:sz w:val="20"/>
+        </w:rPr>
+        <w:t>The aim of the current study is to develop a strong latent representation from the incomplete EHR data, where the true physiological signals are separated from the manner in which clinicians prefer to measure and observe them. As lab results (X) as well as the process of measurement and observation (M) depend on the degree to which the patient is suffering from the disease, the learned model may end up mixing both X and M. In order to prevent this, the learned representation is split into two parts: the "signal representation" \( Z_s \), which represents the physiological state related to CKD progression, and the "individual representation" \( Z_i \), which is used to capture the "hidden" clinical intent and manner. The upcoming prediction model is carried out on the signal representation \( Z_s \), where only the disease-related variables are predicted, without the bias from MNAR in the process of measurement.</w:t>
+      </w:r>
+    </w:p>
+    <w:p>
+      <w:pPr>
         <w:spacing w:before="240" w:after="120"/>
         <w:jc w:val="center"/>
       </w:pPr>
       <w:r>
         <w:rPr>
           <w:rFonts w:ascii="Times New Roman" w:hAnsi="Times New Roman"/>
-          <w:smallCaps/>
           <w:sz w:val="20"/>
         </w:rPr>
         <w:t>IV. PROPOSED FRAMEWORK</w:t>
@@ -557,8 +1777,7 @@
     </w:p>
     <w:p>
       <w:pPr>
-        <w:spacing w:before="0" w:after="0"/>
-        <w:ind w:firstLine="3038340"/>
+        <w:spacing w:before="0" w:after="0" w:line="240" w:lineRule="auto"/>
         <w:jc w:val="both"/>
       </w:pPr>
       <w:r>
@@ -573,8 +1792,7 @@
     </w:p>
     <w:p>
       <w:pPr>
-        <w:spacing w:before="0" w:after="0"/>
-        <w:ind w:firstLine="3038340"/>
+        <w:spacing w:before="0" w:after="0" w:line="240" w:lineRule="auto"/>
         <w:jc w:val="both"/>
       </w:pPr>
       <w:r>
@@ -603,8 +1821,7 @@
     </w:p>
     <w:p>
       <w:pPr>
-        <w:spacing w:before="0" w:after="0"/>
-        <w:ind w:firstLine="3038340"/>
+        <w:spacing w:before="0" w:after="0" w:line="240" w:lineRule="auto"/>
         <w:jc w:val="both"/>
       </w:pPr>
       <w:r>
@@ -651,8 +1868,7 @@
     </w:p>
     <w:p>
       <w:pPr>
-        <w:spacing w:before="0" w:after="0"/>
-        <w:ind w:firstLine="3038340"/>
+        <w:spacing w:before="0" w:after="0" w:line="240" w:lineRule="auto"/>
         <w:jc w:val="both"/>
       </w:pPr>
       <w:r>
@@ -681,8 +1897,7 @@
     </w:p>
     <w:p>
       <w:pPr>
-        <w:spacing w:before="0" w:after="0"/>
-        <w:ind w:firstLine="3038340"/>
+        <w:spacing w:before="0" w:after="0" w:line="240" w:lineRule="auto"/>
         <w:jc w:val="both"/>
       </w:pPr>
       <w:r>
@@ -697,8 +1912,7 @@
     </w:p>
     <w:p>
       <w:pPr>
-        <w:spacing w:before="0" w:after="0"/>
-        <w:ind w:firstLine="3038340"/>
+        <w:spacing w:before="0" w:after="0" w:line="240" w:lineRule="auto"/>
         <w:jc w:val="both"/>
       </w:pPr>
       <w:r>
@@ -721,8 +1935,7 @@
     </w:p>
     <w:p>
       <w:pPr>
-        <w:spacing w:before="0" w:after="0"/>
-        <w:ind w:firstLine="3038340"/>
+        <w:spacing w:before="0" w:after="0" w:line="240" w:lineRule="auto"/>
         <w:jc w:val="both"/>
       </w:pPr>
       <w:r>
@@ -733,82 +1946,6 @@
           <w:sz w:val="20"/>
         </w:rPr>
         <w:t>The clinical intent is modeled as a latent evolving feature that approximates how physicians make decisions about what tests to run. For specificity, it is given that at time ( t ), ( I_t ) is a function of history up to the last step for the patient, ( H_{t-1} ), as well as lab data up to that last step, ( X_{t-1} ):</w:t>
-      </w:r>
-    </w:p>
-    <w:p>
-      <w:pPr>
-        <w:spacing w:before="0" w:after="0"/>
-        <w:ind w:firstLine="3038340"/>
-        <w:jc w:val="both"/>
-      </w:pPr>
-      <w:r>
-        <w:rPr>
-          <w:rFonts w:ascii="Times New Roman" w:hAnsi="Times New Roman"/>
-          <w:b w:val="0"/>
-          <w:i w:val="0"/>
-          <w:sz w:val="20"/>
-        </w:rPr>
-        <w:t>In other words, ( H ) accounts for the longitudinal context of prior diagnoses, treatments, and clinical encounters. This structure recognizes the reality that testing decisions depend on the patient's story and the progressively building suspicion of disease progression. To place the intent component away from the physiological features, the representation of the intent is normalized by minimizing the mutual information with the features and employing adversarial disentanglement methods to guard against the inclusion of disease-specific information.</w:t>
-      </w:r>
-    </w:p>
-    <w:p>
-      <w:pPr>
-        <w:spacing w:before="180" w:after="60"/>
-        <w:jc w:val="left"/>
-      </w:pPr>
-      <w:r>
-        <w:rPr>
-          <w:rFonts w:ascii="Times New Roman" w:hAnsi="Times New Roman"/>
-          <w:i/>
-          <w:sz w:val="20"/>
-        </w:rPr>
-        <w:t>4.4 Causal Disentanglement Objective</w:t>
-      </w:r>
-    </w:p>
-    <w:p>
-      <w:pPr>
-        <w:spacing w:before="0" w:after="0"/>
-        <w:ind w:firstLine="3038340"/>
-        <w:jc w:val="both"/>
-      </w:pPr>
-      <w:r>
-        <w:rPr>
-          <w:rFonts w:ascii="Times New Roman" w:hAnsi="Times New Roman"/>
-          <w:b w:val="0"/>
-          <w:i w:val="0"/>
-          <w:sz w:val="20"/>
-        </w:rPr>
-        <w:t>The goal here is to untangle how a patient's physiological state is represented from the patterns that come from measuring intent. In practice, we train a model to both predict CKD progression accurately and to push the mutual information between the intent-related representation and the actual outcome down. That means that the learned physiological representation, call it Zs, should contain information that truly reflects the disease, while the intent representation, Zi, captures how testing is approached without swaying the outcome prediction. An extra layer of regularization encourages Zs and Zi to behave more independently, which helps cut through confounding factors arising when data are missing not at random (MNAR) and makes the model more robust across different clinical practices.</w:t>
-      </w:r>
-    </w:p>
-    <w:p>
-      <w:pPr>
-        <w:spacing w:before="180" w:after="60"/>
-        <w:jc w:val="left"/>
-      </w:pPr>
-      <w:r>
-        <w:rPr>
-          <w:rFonts w:ascii="Times New Roman" w:hAnsi="Times New Roman"/>
-          <w:i/>
-          <w:sz w:val="20"/>
-        </w:rPr>
-        <w:t>4.5 Risk Stratification Module</w:t>
-      </w:r>
-    </w:p>
-    <w:p>
-      <w:pPr>
-        <w:spacing w:before="0" w:after="0"/>
-        <w:ind w:firstLine="3038340"/>
-        <w:jc w:val="both"/>
-      </w:pPr>
-      <w:r>
-        <w:rPr>
-          <w:rFonts w:ascii="Times New Roman" w:hAnsi="Times New Roman"/>
-          <w:b w:val="0"/>
-          <w:i w:val="0"/>
-          <w:sz w:val="20"/>
-        </w:rPr>
-        <w:t>The downstream risk stratification module is designed for the monitoring of CKD progression over time, along with the provision of an estimate of the time-to-event. In addition, the module has provisions for a survival analysis layer that helps forecast the rate of hazards over time. This is accomplished through the provision of a deep Cox proportional hazards head. Multi-horizon risk scoring is also possible with the framework. This makes provisions for the prediction of CKD progression probabilities over different time horizons. Conditioning upon the disentangled representation of the data (Z_s) helps the risk component to deliver calibrated risks.</w:t>
       </w:r>
     </w:p>
     <w:p>
@@ -866,13 +2003,85 @@
     </w:p>
     <w:p>
       <w:pPr>
+        <w:spacing w:before="0" w:after="0" w:line="240" w:lineRule="auto"/>
+        <w:jc w:val="both"/>
+      </w:pPr>
+      <w:r>
+        <w:rPr>
+          <w:rFonts w:ascii="Times New Roman" w:hAnsi="Times New Roman"/>
+          <w:b w:val="0"/>
+          <w:i w:val="0"/>
+          <w:sz w:val="20"/>
+        </w:rPr>
+        <w:t>In other words, ( H ) accounts for the longitudinal context of prior diagnoses, treatments, and clinical encounters. This structure recognizes the reality that testing decisions depend on the patient's story and the progressively building suspicion of disease progression. To place the intent component away from the physiological features, the representation of the intent is normalized by minimizing the mutual information with the features and employing adversarial disentanglement methods to guard against the inclusion of disease-specific information.</w:t>
+      </w:r>
+    </w:p>
+    <w:p>
+      <w:pPr>
+        <w:spacing w:before="180" w:after="60"/>
+        <w:jc w:val="left"/>
+      </w:pPr>
+      <w:r>
+        <w:rPr>
+          <w:rFonts w:ascii="Times New Roman" w:hAnsi="Times New Roman"/>
+          <w:i/>
+          <w:sz w:val="20"/>
+        </w:rPr>
+        <w:t>4.4 Causal Disentanglement Objective</w:t>
+      </w:r>
+    </w:p>
+    <w:p>
+      <w:pPr>
+        <w:spacing w:before="0" w:after="0" w:line="240" w:lineRule="auto"/>
+        <w:jc w:val="both"/>
+      </w:pPr>
+      <w:r>
+        <w:rPr>
+          <w:rFonts w:ascii="Times New Roman" w:hAnsi="Times New Roman"/>
+          <w:b w:val="0"/>
+          <w:i w:val="0"/>
+          <w:sz w:val="20"/>
+        </w:rPr>
+        <w:t>The goal here is to untangle how a patient's physiological state is represented from the patterns that come from measuring intent. In practice, we train a model to both predict CKD progression accurately and to push the mutual information between the intent-related representation and the actual outcome down. That means that the learned physiological representation, call it Zs, should contain information that truly reflects the disease, while the intent representation, Zi, captures how testing is approached without swaying the outcome prediction. An extra layer of regularization encourages Zs and Zi to behave more independently, which helps cut through confounding factors arising when data are missing not at random (MNAR) and makes the model more robust across different clinical practices.</w:t>
+      </w:r>
+    </w:p>
+    <w:p>
+      <w:pPr>
+        <w:spacing w:before="180" w:after="60"/>
+        <w:jc w:val="left"/>
+      </w:pPr>
+      <w:r>
+        <w:rPr>
+          <w:rFonts w:ascii="Times New Roman" w:hAnsi="Times New Roman"/>
+          <w:i/>
+          <w:sz w:val="20"/>
+        </w:rPr>
+        <w:t>4.5 Risk Stratification Module</w:t>
+      </w:r>
+    </w:p>
+    <w:p>
+      <w:pPr>
+        <w:spacing w:before="0" w:after="0" w:line="240" w:lineRule="auto"/>
+        <w:jc w:val="both"/>
+      </w:pPr>
+      <w:r>
+        <w:rPr>
+          <w:rFonts w:ascii="Times New Roman" w:hAnsi="Times New Roman"/>
+          <w:b w:val="0"/>
+          <w:i w:val="0"/>
+          <w:sz w:val="20"/>
+        </w:rPr>
+        <w:t>The downstream risk stratification module is designed for the monitoring of CKD progression over time, along with the provision of an estimate of the time-to-event. In addition, the module has provisions for a survival analysis layer that helps forecast the rate of hazards over time. This is accomplished through the provision of a deep Cox proportional hazards head. Multi-horizon risk scoring is also possible with the framework. This makes provisions for the prediction of CKD progression probabilities over different time horizons. Conditioning upon the disentangled representation of the data (Z_s) helps the risk component to deliver calibrated risks.</w:t>
+      </w:r>
+    </w:p>
+    <w:p>
+      <w:pPr>
         <w:spacing w:before="240" w:after="120"/>
         <w:jc w:val="center"/>
       </w:pPr>
       <w:r>
         <w:rPr>
           <w:rFonts w:ascii="Times New Roman" w:hAnsi="Times New Roman"/>
-          <w:smallCaps/>
           <w:sz w:val="20"/>
         </w:rPr>
         <w:t>V. EXPERIMENTAL SETUP</w:t>
@@ -894,8 +2103,7 @@
     </w:p>
     <w:p>
       <w:pPr>
-        <w:spacing w:before="0" w:after="0"/>
-        <w:ind w:firstLine="3038340"/>
+        <w:spacing w:before="0" w:after="0" w:line="240" w:lineRule="auto"/>
         <w:jc w:val="both"/>
       </w:pPr>
       <w:r>
@@ -924,8 +2132,7 @@
     </w:p>
     <w:p>
       <w:pPr>
-        <w:spacing w:before="0" w:after="0"/>
-        <w:ind w:firstLine="3038340"/>
+        <w:spacing w:before="0" w:after="0" w:line="240" w:lineRule="auto"/>
         <w:jc w:val="both"/>
       </w:pPr>
       <w:r>
@@ -954,8 +2161,7 @@
     </w:p>
     <w:p>
       <w:pPr>
-        <w:spacing w:before="0" w:after="0"/>
-        <w:ind w:firstLine="3038340"/>
+        <w:spacing w:before="0" w:after="0" w:line="240" w:lineRule="auto"/>
         <w:jc w:val="both"/>
       </w:pPr>
       <w:r>
@@ -976,7 +2182,6 @@
       <w:r>
         <w:rPr>
           <w:rFonts w:ascii="Times New Roman" w:hAnsi="Times New Roman"/>
-          <w:smallCaps/>
           <w:sz w:val="20"/>
         </w:rPr>
         <w:t>VI. RESULTS</w:t>
@@ -998,8 +2203,7 @@
     </w:p>
     <w:p>
       <w:pPr>
-        <w:spacing w:before="0" w:after="0"/>
-        <w:ind w:firstLine="3038340"/>
+        <w:spacing w:before="0" w:after="0" w:line="240" w:lineRule="auto"/>
         <w:jc w:val="both"/>
       </w:pPr>
       <w:r>
@@ -1028,8 +2232,7 @@
     </w:p>
     <w:p>
       <w:pPr>
-        <w:spacing w:before="0" w:after="0"/>
-        <w:ind w:firstLine="3038340"/>
+        <w:spacing w:before="0" w:after="0" w:line="240" w:lineRule="auto"/>
         <w:jc w:val="both"/>
       </w:pPr>
       <w:r>
@@ -1058,8 +2261,7 @@
     </w:p>
     <w:p>
       <w:pPr>
-        <w:spacing w:before="0" w:after="0"/>
-        <w:ind w:firstLine="3038340"/>
+        <w:spacing w:before="0" w:after="0" w:line="240" w:lineRule="auto"/>
         <w:jc w:val="both"/>
       </w:pPr>
       <w:r>
@@ -1080,7 +2282,6 @@
       <w:r>
         <w:rPr>
           <w:rFonts w:ascii="Times New Roman" w:hAnsi="Times New Roman"/>
-          <w:smallCaps/>
           <w:sz w:val="20"/>
         </w:rPr>
         <w:t>VII. INTERPRETABILITY AND CLINICAL INSIGHTS</w:t>
@@ -1102,8 +2303,7 @@
     </w:p>
     <w:p>
       <w:pPr>
-        <w:spacing w:before="0" w:after="0"/>
-        <w:ind w:firstLine="3038340"/>
+        <w:spacing w:before="0" w:after="0" w:line="240" w:lineRule="auto"/>
         <w:jc w:val="both"/>
       </w:pPr>
       <w:r>
@@ -1132,8 +2332,7 @@
     </w:p>
     <w:p>
       <w:pPr>
-        <w:spacing w:before="0" w:after="0"/>
-        <w:ind w:firstLine="3038340"/>
+        <w:spacing w:before="0" w:after="0" w:line="240" w:lineRule="auto"/>
         <w:jc w:val="both"/>
       </w:pPr>
       <w:r>
@@ -1162,8 +2361,7 @@
     </w:p>
     <w:p>
       <w:pPr>
-        <w:spacing w:before="0" w:after="0"/>
-        <w:ind w:firstLine="3038340"/>
+        <w:spacing w:before="0" w:after="0" w:line="240" w:lineRule="auto"/>
         <w:jc w:val="both"/>
       </w:pPr>
       <w:r>
@@ -1184,7 +2382,6 @@
       <w:r>
         <w:rPr>
           <w:rFonts w:ascii="Times New Roman" w:hAnsi="Times New Roman"/>
-          <w:smallCaps/>
           <w:sz w:val="20"/>
         </w:rPr>
         <w:t>VIII. DISCUSSION</w:t>
@@ -1192,8 +2389,7 @@
     </w:p>
     <w:p>
       <w:pPr>
-        <w:spacing w:before="0" w:after="0"/>
-        <w:ind w:firstLine="3038340"/>
+        <w:spacing w:before="0" w:after="0" w:line="240" w:lineRule="auto"/>
         <w:jc w:val="both"/>
       </w:pPr>
       <w:r>
@@ -1208,8 +2404,7 @@
     </w:p>
     <w:p>
       <w:pPr>
-        <w:spacing w:before="0" w:after="0"/>
-        <w:ind w:firstLine="3038340"/>
+        <w:spacing w:before="0" w:after="0" w:line="240" w:lineRule="auto"/>
         <w:jc w:val="both"/>
       </w:pPr>
       <w:r>
@@ -1224,8 +2419,7 @@
     </w:p>
     <w:p>
       <w:pPr>
-        <w:spacing w:before="0" w:after="0"/>
-        <w:ind w:firstLine="3038340"/>
+        <w:spacing w:before="0" w:after="0" w:line="240" w:lineRule="auto"/>
         <w:jc w:val="both"/>
       </w:pPr>
       <w:r>
@@ -1240,8 +2434,7 @@
     </w:p>
     <w:p>
       <w:pPr>
-        <w:spacing w:before="0" w:after="0"/>
-        <w:ind w:firstLine="3038340"/>
+        <w:spacing w:before="0" w:after="0" w:line="240" w:lineRule="auto"/>
         <w:jc w:val="both"/>
       </w:pPr>
       <w:r>
@@ -1256,8 +2449,7 @@
     </w:p>
     <w:p>
       <w:pPr>
-        <w:spacing w:before="0" w:after="0"/>
-        <w:ind w:firstLine="3038340"/>
+        <w:spacing w:before="0" w:after="0" w:line="240" w:lineRule="auto"/>
         <w:jc w:val="both"/>
       </w:pPr>
       <w:r>
